--- a/vi/files/docs/Glossary_EN_VN.docx
+++ b/vi/files/docs/Glossary_EN_VN.docx
@@ -15,7 +15,7 @@
         <w:pStyle w:val="Subtitle"/>
       </w:pPr>
       <w:r>
-        <w:t>Foundations of Clinical Research · Thuật ngữ Anh–Việt</w:t>
+        <w:t>Foundations of Clinical Research — Level 1 · Thuật ngữ Anh–Việt</w:t>
       </w:r>
     </w:p>
     <w:p>
@@ -20103,7 +20103,7 @@
         <w:color w:val="04242F"/>
         <w:sz w:val="16"/>
       </w:rPr>
-      <w:t>Foundations of Clinical Research  ·  Glossary EN–VN</w:t>
+      <w:t>Foundations of Clinical Research — Level 1  ·  Glossary EN–VN</w:t>
     </w:r>
     <w:r>
       <w:tab/>

--- a/vi/files/docs/Glossary_EN_VN.docx
+++ b/vi/files/docs/Glossary_EN_VN.docx
@@ -7,7 +7,7 @@
         <w:pStyle w:val="Title"/>
       </w:pPr>
       <w:r>
-        <w:t>Glossary — English–Vietnamese</w:t>
+        <w:t>Glossary: English–Vietnamese</w:t>
       </w:r>
     </w:p>
     <w:p>
@@ -15,7 +15,7 @@
         <w:pStyle w:val="Subtitle"/>
       </w:pPr>
       <w:r>
-        <w:t>Foundations of Clinical Research — Level 1 · Thuật ngữ Anh–Việt</w:t>
+        <w:t>Foundations of Clinical Research, Level 1 · Thuật ngữ Anh–Việt</w:t>
       </w:r>
     </w:p>
     <w:p>
@@ -26,13 +26,16 @@
         <w:t>Organisation:</w:t>
       </w:r>
       <w:r>
-        <w:t xml:space="preserve"> Neudata — </w:t>
+        <w:t xml:space="preserve"> Neudata (</w:t>
       </w:r>
       <w:r>
         <w:rPr>
           <w:i/>
         </w:rPr>
         <w:t>#ClearDataClearImpact</w:t>
+      </w:r>
+      <w:r>
+        <w:t>)</w:t>
       </w:r>
     </w:p>
     <w:p>
@@ -57,7 +60,7 @@
         <w:pStyle w:val="Heading1"/>
       </w:pPr>
       <w:r>
-        <w:t>Session 1 — ASK · Buổi 1 — ĐẶT CÂU HỎI</w:t>
+        <w:t>Session 1. ASK · Buổi 1. ĐẶT CÂU HỎI</w:t>
       </w:r>
     </w:p>
     <w:tbl>
@@ -258,7 +261,7 @@
               <w:rPr>
                 <w:sz w:val="17"/>
               </w:rPr>
-              <w:t>The repeating path from a clinical problem to a question, a study, results, publication and changed practice — which raises new questions.</w:t>
+              <w:t>The repeating path from a clinical problem to a question, a study, results, publication and changed practice, which in turn raises new questions.</w:t>
             </w:r>
           </w:p>
         </w:tc>
@@ -281,7 +284,7 @@
               <w:rPr>
                 <w:sz w:val="17"/>
               </w:rPr>
-              <w:t>Con đường lặp lại từ vấn đề lâm sàng đến câu hỏi, nghiên cứu, kết quả, công bố và thay đổi thực hành — từ đó nảy sinh câu hỏi mới.</w:t>
+              <w:t>Con đường lặp lại từ vấn đề lâm sàng đến câu hỏi, nghiên cứu, kết quả, công bố và thay đổi thực hành, rồi từ đó nảy sinh câu hỏi mới.</w:t>
             </w:r>
           </w:p>
         </w:tc>
@@ -1073,7 +1076,7 @@
               <w:rPr>
                 <w:sz w:val="17"/>
               </w:rPr>
-              <w:t>Khung xây dựng câu hỏi lâm sàng: Đối tượng (P), Can thiệp hoặc phơi nhiễm (I), So sánh (C), Kết cục (O), (Thời gian – T).</w:t>
+              <w:t>Khung xây dựng câu hỏi lâm sàng: Đối tượng (P), Can thiệp hoặc phơi nhiễm (I), So sánh (C), Kết cục (O), (T, Thời gian).</w:t>
             </w:r>
           </w:p>
         </w:tc>
@@ -2079,7 +2082,7 @@
         <w:pStyle w:val="Heading1"/>
       </w:pPr>
       <w:r>
-        <w:t>Session 2 — FIND &amp; READ · Buổi 2 — TÌM VÀ ĐỌC Y VĂN</w:t>
+        <w:t>Session 2. FIND &amp; READ · Buổi 2. TÌM VÀ ĐỌC Y VĂN</w:t>
       </w:r>
     </w:p>
     <w:tbl>
@@ -3503,7 +3506,7 @@
         <w:pStyle w:val="Heading1"/>
       </w:pPr>
       <w:r>
-        <w:t>Session 3 — DESIGN · Buổi 3 — THIẾT KẾ NGHIÊN CỨU</w:t>
+        <w:t>Session 3. DESIGN · Buổi 3. THIẾT KẾ NGHIÊN CỨU</w:t>
       </w:r>
     </w:p>
     <w:tbl>
@@ -5486,7 +5489,7 @@
               <w:rPr>
                 <w:sz w:val="17"/>
               </w:rPr>
-              <w:t>Explores why and how — experiences, beliefs, barriers — through words rather than numbers.</w:t>
+              <w:t>Explores why and how (experiences, beliefs, barriers) through words rather than numbers.</w:t>
             </w:r>
           </w:p>
         </w:tc>
@@ -5509,7 +5512,7 @@
               <w:rPr>
                 <w:sz w:val="17"/>
               </w:rPr>
-              <w:t>Tìm hiểu "tại sao" và "như thế nào" — trải nghiệm, niềm tin, rào cản — qua lời nói thay vì con số.</w:t>
+              <w:t>Tìm hiểu "tại sao" và "như thế nào" (trải nghiệm, niềm tin, rào cản) qua lời nói thay vì con số.</w:t>
             </w:r>
           </w:p>
         </w:tc>
@@ -5525,7 +5528,7 @@
         <w:pStyle w:val="Heading1"/>
       </w:pPr>
       <w:r>
-        <w:t>Session 4 — BIAS &amp; EFFECT · Buổi 4 — SAI LỆCH VÀ ĐO LƯỜNG TÁC ĐỘNG</w:t>
+        <w:t>Session 4. BIAS &amp; EFFECT · Buổi 4. SAI LỆCH VÀ ĐO LƯỜNG TÁC ĐỘNG</w:t>
       </w:r>
     </w:p>
     <w:tbl>
@@ -8537,7 +8540,7 @@
         <w:pStyle w:val="Heading1"/>
       </w:pPr>
       <w:r>
-        <w:t>Session 5 — DATA · Buổi 5 — DỮ LIỆU</w:t>
+        <w:t>Session 5. DATA · Buổi 5. DỮ LIỆU</w:t>
       </w:r>
     </w:p>
     <w:tbl>
@@ -11312,7 +11315,7 @@
               <w:rPr>
                 <w:sz w:val="17"/>
               </w:rPr>
-              <w:t>A bar showing only a mean with an error bar; it hides the data — prefer dot plots or box plots.</w:t>
+              <w:t>A bar showing only a mean with an error bar; it hides the data, so prefer dot plots or box plots.</w:t>
             </w:r>
           </w:p>
         </w:tc>
@@ -11335,7 +11338,7 @@
               <w:rPr>
                 <w:sz w:val="17"/>
               </w:rPr>
-              <w:t>Biểu đồ cột chỉ thể hiện giá trị trung bình kèm thanh sai số; che giấu dữ liệu thực — nên dùng biểu đồ chấm hoặc biểu đồ hộp.</w:t>
+              <w:t>Biểu đồ cột chỉ thể hiện giá trị trung bình kèm thanh sai số; che giấu dữ liệu thực, nên dùng biểu đồ chấm hoặc biểu đồ hộp thay thế.</w:t>
             </w:r>
           </w:p>
         </w:tc>
@@ -11549,7 +11552,7 @@
         <w:pStyle w:val="Heading1"/>
       </w:pPr>
       <w:r>
-        <w:t>Session 6 — ANALYSE · Buổi 6 — PHÂN TÍCH</w:t>
+        <w:t>Session 6. ANALYSE · Buổi 6. PHÂN TÍCH</w:t>
       </w:r>
     </w:p>
     <w:tbl>
@@ -15256,7 +15259,7 @@
         <w:pStyle w:val="Heading1"/>
       </w:pPr>
       <w:r>
-        <w:t>Session 7 — PROTECT &amp; WRITE (I) · Buổi 7 — BẢO VỆ VÀ VIẾT BÀI (I)</w:t>
+        <w:t>Session 7. PROTECT &amp; WRITE (I) · Buổi 7. BẢO VỆ VÀ VIẾT BÀI (I)</w:t>
       </w:r>
     </w:p>
     <w:tbl>
@@ -16797,7 +16800,7 @@
               <w:rPr>
                 <w:sz w:val="17"/>
               </w:rPr>
-              <w:t>Research misconduct (fabrication, falsification, plagiarism — FFP)</w:t>
+              <w:t>Research misconduct (fabrication, falsification and plagiarism, or FFP)</w:t>
             </w:r>
           </w:p>
         </w:tc>
@@ -17973,7 +17976,7 @@
         <w:pStyle w:val="Heading1"/>
       </w:pPr>
       <w:r>
-        <w:t>Session 8 — PUBLISH · Buổi 8 — CÔNG BỐ</w:t>
+        <w:t>Session 8. PUBLISH · Buổi 8. CÔNG BỐ</w:t>
       </w:r>
     </w:p>
     <w:tbl>
@@ -19758,7 +19761,7 @@
               <w:rPr>
                 <w:sz w:val="17"/>
               </w:rPr>
-              <w:t>Sharing results with colleagues, patients and policymakers — through publication, presentations and local feedback.</w:t>
+              <w:t>Sharing results with colleagues, patients and policymakers through publication, presentations and local feedback.</w:t>
             </w:r>
           </w:p>
         </w:tc>
@@ -20103,7 +20106,7 @@
         <w:color w:val="04242F"/>
         <w:sz w:val="16"/>
       </w:rPr>
-      <w:t>Foundations of Clinical Research — Level 1  ·  Glossary EN–VN</w:t>
+      <w:t>Foundations of Clinical Research · Level 1  ·  Glossary EN–VN</w:t>
     </w:r>
     <w:r>
       <w:tab/>

--- a/vi/files/docs/Glossary_EN_VN.docx
+++ b/vi/files/docs/Glossary_EN_VN.docx
@@ -40,7 +40,7 @@
     </w:p>
     <w:p>
       <w:r>
-        <w:t>Key terms grouped by the session (1–8) in which they are taught. Sessions 5–8 include the terms needed for the course dataset (FLUID-ICU) and the group manuscript. Definitions are in plain language for the course; they are not formal textbook definitions. Abbreviations widely used in Vietnamese practice (PICO, RCT, CRF, OR, RR, NNT, GCP…) are kept in English in brackets.</w:t>
+        <w:t>Key terms grouped by the session (1–8) in which they are taught. Sessions 5–8 include the terms needed for the course dataset (FLUID-ICU) and each participant's manuscript. Definitions are in plain language for the course; they are not formal textbook definitions. Abbreviations widely used in Vietnamese practice (PICO, RCT, CRF, OR, RR, NNT, GCP…) are kept in English in brackets.</w:t>
       </w:r>
     </w:p>
     <w:p>
@@ -52,7 +52,7 @@
         <w:rPr>
           <w:i/>
         </w:rPr>
-        <w:t>Các thuật ngữ chính, xếp theo buổi học (1–8) mà chúng được giảng dạy. Buổi 5–8 gồm các thuật ngữ cần cho bộ dữ liệu của khóa học (FLUID-ICU) và bản thảo của nhóm. Định nghĩa được viết bằng ngôn ngữ đơn giản cho khóa học, không phải định nghĩa chính thức trong sách giáo khoa. Các chữ viết tắt thường dùng (PICO, RCT, CRF, OR, RR, NNT, GCP…) được giữ nguyên tiếng Anh trong ngoặc.</w:t>
+        <w:t>Các thuật ngữ chính, xếp theo buổi học (1–8) mà chúng được giảng dạy. Buổi 5–8 gồm các thuật ngữ cần cho bộ dữ liệu của khóa học (FLUID-ICU) và bản thảo bài báo của mỗi học viên. Định nghĩa được viết bằng ngôn ngữ đơn giản cho khóa học, không phải định nghĩa chính thức trong sách giáo khoa. Các chữ viết tắt thường dùng (PICO, RCT, CRF, OR, RR, NNT, GCP…) được giữ nguyên tiếng Anh trong ngoặc.</w:t>
       </w:r>
     </w:p>
     <w:p>
@@ -2067,6 +2067,204 @@
                 <w:sz w:val="17"/>
               </w:rPr>
               <w:t>Giả định ban đầu rằng không có khác biệt hoặc không có tác động.</w:t>
+            </w:r>
+          </w:p>
+        </w:tc>
+      </w:tr>
+      <w:tr>
+        <w:trPr>
+          <w:cantSplit w:val="true"/>
+        </w:trPr>
+        <w:tc>
+          <w:tcPr>
+            <w:tcW w:type="dxa" w:w="1871"/>
+            <w:tcBorders>
+              <w:top w:val="single" w:sz="4" w:color="D5DDE1"/>
+              <w:left w:val="single" w:sz="4" w:color="D5DDE1"/>
+              <w:bottom w:val="single" w:sz="4" w:color="D5DDE1"/>
+              <w:right w:val="single" w:sz="4" w:color="D5DDE1"/>
+            </w:tcBorders>
+            <w:shd w:val="clear" w:color="auto" w:fill="F5F9FA"/>
+          </w:tcPr>
+          <w:p>
+            <w:pPr>
+              <w:keepNext w:val="0"/>
+              <w:spacing w:after="0"/>
+            </w:pPr>
+            <w:r>
+              <w:rPr>
+                <w:sz w:val="17"/>
+              </w:rPr>
+              <w:t>Alternative hypothesis</w:t>
+            </w:r>
+          </w:p>
+        </w:tc>
+        <w:tc>
+          <w:tcPr>
+            <w:tcW w:type="dxa" w:w="1984"/>
+            <w:tcBorders>
+              <w:top w:val="single" w:sz="4" w:color="D5DDE1"/>
+              <w:left w:val="single" w:sz="4" w:color="D5DDE1"/>
+              <w:bottom w:val="single" w:sz="4" w:color="D5DDE1"/>
+              <w:right w:val="single" w:sz="4" w:color="D5DDE1"/>
+            </w:tcBorders>
+            <w:shd w:val="clear" w:color="auto" w:fill="F5F9FA"/>
+          </w:tcPr>
+          <w:p>
+            <w:pPr>
+              <w:keepNext w:val="0"/>
+              <w:spacing w:after="0"/>
+            </w:pPr>
+            <w:r>
+              <w:rPr>
+                <w:sz w:val="17"/>
+              </w:rPr>
+              <w:t>Giả thuyết đối (H1)</w:t>
+            </w:r>
+          </w:p>
+        </w:tc>
+        <w:tc>
+          <w:tcPr>
+            <w:tcW w:type="dxa" w:w="2721"/>
+            <w:tcBorders>
+              <w:top w:val="single" w:sz="4" w:color="D5DDE1"/>
+              <w:left w:val="single" w:sz="4" w:color="D5DDE1"/>
+              <w:bottom w:val="single" w:sz="4" w:color="D5DDE1"/>
+              <w:right w:val="single" w:sz="4" w:color="D5DDE1"/>
+            </w:tcBorders>
+            <w:shd w:val="clear" w:color="auto" w:fill="F5F9FA"/>
+          </w:tcPr>
+          <w:p>
+            <w:pPr>
+              <w:keepNext w:val="0"/>
+              <w:spacing w:after="0"/>
+            </w:pPr>
+            <w:r>
+              <w:rPr>
+                <w:sz w:val="17"/>
+              </w:rPr>
+              <w:t>What we accept if the data are incompatible with H0: usually that the groups differ, in either direction.</w:t>
+            </w:r>
+          </w:p>
+        </w:tc>
+        <w:tc>
+          <w:tcPr>
+            <w:tcW w:type="dxa" w:w="2835"/>
+            <w:tcBorders>
+              <w:top w:val="single" w:sz="4" w:color="D5DDE1"/>
+              <w:left w:val="single" w:sz="4" w:color="D5DDE1"/>
+              <w:bottom w:val="single" w:sz="4" w:color="D5DDE1"/>
+              <w:right w:val="single" w:sz="4" w:color="D5DDE1"/>
+            </w:tcBorders>
+            <w:shd w:val="clear" w:color="auto" w:fill="F5F9FA"/>
+          </w:tcPr>
+          <w:p>
+            <w:pPr>
+              <w:keepNext w:val="0"/>
+              <w:spacing w:after="0"/>
+            </w:pPr>
+            <w:r>
+              <w:rPr>
+                <w:sz w:val="17"/>
+              </w:rPr>
+              <w:t>Điều ta chấp nhận khi dữ liệu không phù hợp với H0: thường là các nhóm khác nhau, theo bất kỳ chiều nào.</w:t>
+            </w:r>
+          </w:p>
+        </w:tc>
+      </w:tr>
+      <w:tr>
+        <w:trPr>
+          <w:cantSplit w:val="true"/>
+        </w:trPr>
+        <w:tc>
+          <w:tcPr>
+            <w:tcW w:type="dxa" w:w="1871"/>
+            <w:tcBorders>
+              <w:top w:val="single" w:sz="4" w:color="D5DDE1"/>
+              <w:left w:val="single" w:sz="4" w:color="D5DDE1"/>
+              <w:bottom w:val="single" w:sz="4" w:color="D5DDE1"/>
+              <w:right w:val="single" w:sz="4" w:color="D5DDE1"/>
+            </w:tcBorders>
+          </w:tcPr>
+          <w:p>
+            <w:pPr>
+              <w:keepNext w:val="0"/>
+              <w:spacing w:after="0"/>
+            </w:pPr>
+            <w:r>
+              <w:rPr>
+                <w:sz w:val="17"/>
+              </w:rPr>
+              <w:t>One-sided / two-sided test</w:t>
+            </w:r>
+          </w:p>
+        </w:tc>
+        <w:tc>
+          <w:tcPr>
+            <w:tcW w:type="dxa" w:w="1984"/>
+            <w:tcBorders>
+              <w:top w:val="single" w:sz="4" w:color="D5DDE1"/>
+              <w:left w:val="single" w:sz="4" w:color="D5DDE1"/>
+              <w:bottom w:val="single" w:sz="4" w:color="D5DDE1"/>
+              <w:right w:val="single" w:sz="4" w:color="D5DDE1"/>
+            </w:tcBorders>
+          </w:tcPr>
+          <w:p>
+            <w:pPr>
+              <w:keepNext w:val="0"/>
+              <w:spacing w:after="0"/>
+            </w:pPr>
+            <w:r>
+              <w:rPr>
+                <w:sz w:val="17"/>
+              </w:rPr>
+              <w:t>Kiểm định một phía / hai phía</w:t>
+            </w:r>
+          </w:p>
+        </w:tc>
+        <w:tc>
+          <w:tcPr>
+            <w:tcW w:type="dxa" w:w="2721"/>
+            <w:tcBorders>
+              <w:top w:val="single" w:sz="4" w:color="D5DDE1"/>
+              <w:left w:val="single" w:sz="4" w:color="D5DDE1"/>
+              <w:bottom w:val="single" w:sz="4" w:color="D5DDE1"/>
+              <w:right w:val="single" w:sz="4" w:color="D5DDE1"/>
+            </w:tcBorders>
+          </w:tcPr>
+          <w:p>
+            <w:pPr>
+              <w:keepNext w:val="0"/>
+              <w:spacing w:after="0"/>
+            </w:pPr>
+            <w:r>
+              <w:rPr>
+                <w:sz w:val="17"/>
+              </w:rPr>
+              <w:t>A two-sided test looks for a difference in either direction and is the default. A one-sided test looks in one direction only and needs a strong reason written before the data are seen.</w:t>
+            </w:r>
+          </w:p>
+        </w:tc>
+        <w:tc>
+          <w:tcPr>
+            <w:tcW w:type="dxa" w:w="2835"/>
+            <w:tcBorders>
+              <w:top w:val="single" w:sz="4" w:color="D5DDE1"/>
+              <w:left w:val="single" w:sz="4" w:color="D5DDE1"/>
+              <w:bottom w:val="single" w:sz="4" w:color="D5DDE1"/>
+              <w:right w:val="single" w:sz="4" w:color="D5DDE1"/>
+            </w:tcBorders>
+          </w:tcPr>
+          <w:p>
+            <w:pPr>
+              <w:keepNext w:val="0"/>
+              <w:spacing w:after="0"/>
+            </w:pPr>
+            <w:r>
+              <w:rPr>
+                <w:sz w:val="17"/>
+              </w:rPr>
+              <w:t>Kiểm định hai phía tìm khác biệt theo cả hai chiều và là lựa chọn mặc định. Kiểm định một phía chỉ xét một chiều và cần lý do vững chắc, viết ra trước khi xem dữ liệu.</w:t>
             </w:r>
           </w:p>
         </w:tc>
@@ -11513,7 +11711,7 @@
               <w:rPr>
                 <w:sz w:val="17"/>
               </w:rPr>
-              <w:t>The set of tables, figures, regression outputs and plain-language notes prepared for each group's dataset question and used to write the manuscript.</w:t>
+              <w:t>The set of tables, figures, regression outputs and plain-language notes prepared for each of the five dataset questions (Q1 to Q5) and used to write the manuscript.</w:t>
             </w:r>
           </w:p>
         </w:tc>
@@ -11536,7 +11734,7 @@
               <w:rPr>
                 <w:sz w:val="17"/>
               </w:rPr>
-              <w:t>Bộ bảng, hình, kết quả hồi quy và ghi chú bằng ngôn ngữ đơn giản được chuẩn bị cho câu hỏi của từng nhóm, dùng để viết bản thảo.</w:t>
+              <w:t>Bộ bảng, hình, kết quả hồi quy và ghi chú bằng ngôn ngữ đơn giản được chuẩn bị cho từng câu hỏi trong năm câu hỏi của bộ dữ liệu (Q1 đến Q5), dùng để viết bản thảo.</w:t>
             </w:r>
           </w:p>
         </w:tc>
@@ -19913,7 +20111,7 @@
               <w:rPr>
                 <w:sz w:val="17"/>
               </w:rPr>
-              <w:t>Peer-review swap</w:t>
+              <w:t>Course peer review (individual)</w:t>
             </w:r>
           </w:p>
         </w:tc>
@@ -19936,7 +20134,7 @@
               <w:rPr>
                 <w:sz w:val="17"/>
               </w:rPr>
-              <w:t>Trao đổi bình duyệt chéo giữa các nhóm</w:t>
+              <w:t>Bình duyệt chéo giữa các học viên</w:t>
             </w:r>
           </w:p>
         </w:tc>
@@ -19959,7 +20157,7 @@
               <w:rPr>
                 <w:sz w:val="17"/>
               </w:rPr>
-              <w:t>The after-course exercise in which each group reviews another group's draft manuscript and then responds to the review of its own draft.</w:t>
+              <w:t>The after-course homework in which each participant reviews one classmate's draft manuscript (assigned by the instructor) and then responds to the review of their own draft.</w:t>
             </w:r>
           </w:p>
         </w:tc>
@@ -19982,7 +20180,7 @@
               <w:rPr>
                 <w:sz w:val="17"/>
               </w:rPr>
-              <w:t>Bài tập sau khóa học, trong đó mỗi nhóm bình duyệt bản thảo của một nhóm khác và sau đó phản hồi các nhận xét về bản thảo của nhóm mình.</w:t>
+              <w:t>Bài tập về nhà sau khóa học, trong đó mỗi học viên bình duyệt bản thảo của một bạn cùng lớp (do giảng viên phân công) và sau đó phản hồi các nhận xét về bản thảo của mình.</w:t>
             </w:r>
           </w:p>
         </w:tc>

--- a/vi/files/docs/Glossary_EN_VN.docx
+++ b/vi/files/docs/Glossary_EN_VN.docx
@@ -2167,7 +2167,7 @@
               <w:rPr>
                 <w:sz w:val="17"/>
               </w:rPr>
-              <w:t>Điều ta chấp nhận khi dữ liệu không phù hợp với H0: thường là các nhóm khác nhau, theo bất kỳ chiều nào.</w:t>
+              <w:t>Điều được chấp nhận khi dữ liệu không phù hợp với H0: thường là các nhóm khác nhau, theo bất kỳ chiều nào.</w:t>
             </w:r>
           </w:p>
         </w:tc>
@@ -20157,7 +20157,7 @@
               <w:rPr>
                 <w:sz w:val="17"/>
               </w:rPr>
-              <w:t>The after-course homework in which each participant reviews one classmate's draft manuscript (assigned by the instructor) and then responds to the review of their own draft.</w:t>
+              <w:t>The after-course homework in which each participant reviews one classmate's Results section (reviewer assigned at random in Session 7) and then responds to the review of their own Results section.</w:t>
             </w:r>
           </w:p>
         </w:tc>
@@ -20180,7 +20180,7 @@
               <w:rPr>
                 <w:sz w:val="17"/>
               </w:rPr>
-              <w:t>Bài tập về nhà sau khóa học, trong đó mỗi học viên bình duyệt bản thảo của một bạn cùng lớp (do giảng viên phân công) và sau đó phản hồi các nhận xét về bản thảo của mình.</w:t>
+              <w:t>Bài tập về nhà sau khóa học, trong đó mỗi học viên bình duyệt phần Kết quả của một bạn cùng lớp (người bình duyệt được phân công ngẫu nhiên ở Buổi 7) và sau đó phản hồi các nhận xét về phần Kết quả của mình.</w:t>
             </w:r>
           </w:p>
         </w:tc>
